--- a/pr-preview/pr-213/chapters/summary.docx
+++ b/pr-preview/pr-213/chapters/summary.docx
@@ -15,7 +15,7 @@
         <w:pStyle w:val="Date"/>
       </w:pPr>
       <w:r>
-        <w:t xml:space="preserve">Last modified: 2026-10-15 23:21:43 (PDT)</w:t>
+        <w:t xml:space="preserve">Last modified: 2026-10-16 00:04:38 (PDT)</w:t>
       </w:r>
     </w:p>
     <w:tbl>
@@ -2166,6 +2166,76 @@
       </w:r>
     </w:p>
     <w:bookmarkEnd w:id="94"/>
+    <w:bookmarkStart w:id="98" w:name="thinking"/>
+    <w:p>
+      <w:pPr>
+        <w:pStyle w:val="Heading2"/>
+      </w:pPr>
+      <w:r>
+        <w:t xml:space="preserve">9 Thinking</w:t>
+      </w:r>
+    </w:p>
+    <w:p>
+      <w:pPr>
+        <w:pStyle w:val="Compact"/>
+        <w:numPr>
+          <w:ilvl w:val="0"/>
+          <w:numId w:val="1009"/>
+        </w:numPr>
+      </w:pPr>
+      <w:hyperlink r:id="rId95">
+        <w:r>
+          <w:rPr>
+            <w:rStyle w:val="Hyperlink"/>
+          </w:rPr>
+          <w:t xml:space="preserve">Write the question down first</w:t>
+        </w:r>
+      </w:hyperlink>
+      <w:r>
+        <w:t xml:space="preserve">.</w:t>
+      </w:r>
+    </w:p>
+    <w:p>
+      <w:pPr>
+        <w:pStyle w:val="Compact"/>
+        <w:numPr>
+          <w:ilvl w:val="0"/>
+          <w:numId w:val="1009"/>
+        </w:numPr>
+      </w:pPr>
+      <w:hyperlink r:id="rId96">
+        <w:r>
+          <w:rPr>
+            <w:rStyle w:val="Hyperlink"/>
+          </w:rPr>
+          <w:t xml:space="preserve">Send a written question that gives the reader the context to answer it</w:t>
+        </w:r>
+      </w:hyperlink>
+      <w:r>
+        <w:t xml:space="preserve">.</w:t>
+      </w:r>
+    </w:p>
+    <w:p>
+      <w:pPr>
+        <w:pStyle w:val="Compact"/>
+        <w:numPr>
+          <w:ilvl w:val="0"/>
+          <w:numId w:val="1009"/>
+        </w:numPr>
+      </w:pPr>
+      <w:hyperlink r:id="rId97">
+        <w:r>
+          <w:rPr>
+            <w:rStyle w:val="Hyperlink"/>
+          </w:rPr>
+          <w:t xml:space="preserve">Draft the plan before you run the analysis</w:t>
+        </w:r>
+      </w:hyperlink>
+      <w:r>
+        <w:t xml:space="preserve">.</w:t>
+      </w:r>
+    </w:p>
+    <w:bookmarkEnd w:id="98"/>
     <w:sectPr>
       <w:footnotePr>
         <w:numRestart w:val="eachSect"/>
@@ -2404,6 +2474,9 @@
     <w:abstractNumId w:val="991"/>
   </w:num>
   <w:num w:numId="1008">
+    <w:abstractNumId w:val="991"/>
+  </w:num>
+  <w:num w:numId="1009">
     <w:abstractNumId w:val="991"/>
   </w:num>
 </w:numbering>

--- a/pr-preview/pr-213/chapters/summary.docx
+++ b/pr-preview/pr-213/chapters/summary.docx
@@ -15,7 +15,7 @@
         <w:pStyle w:val="Date"/>
       </w:pPr>
       <w:r>
-        <w:t xml:space="preserve">Last modified: 2026-10-16 00:04:38 (PDT)</w:t>
+        <w:t xml:space="preserve">Last modified: 2026-10-16 00:10:54 (PDT)</w:t>
       </w:r>
     </w:p>
     <w:tbl>

--- a/pr-preview/pr-213/chapters/summary.docx
+++ b/pr-preview/pr-213/chapters/summary.docx
@@ -15,7 +15,7 @@
         <w:pStyle w:val="Date"/>
       </w:pPr>
       <w:r>
-        <w:t xml:space="preserve">Last modified: 2026-10-16 00:10:54 (PDT)</w:t>
+        <w:t xml:space="preserve">Last modified: 2026-10-16 00:21:53 (PDT)</w:t>
       </w:r>
     </w:p>
     <w:tbl>
@@ -2079,7 +2079,7 @@
           <w:rPr>
             <w:rStyle w:val="Hyperlink"/>
           </w:rPr>
-          <w:t xml:space="preserve">Do not acknowledge material borrowed from your own work</w:t>
+          <w:t xml:space="preserve">Do not formally acknowledge material borrowed from your own work</w:t>
         </w:r>
       </w:hyperlink>
       <w:r>

--- a/pr-preview/pr-213/chapters/summary.docx
+++ b/pr-preview/pr-213/chapters/summary.docx
@@ -15,7 +15,7 @@
         <w:pStyle w:val="Date"/>
       </w:pPr>
       <w:r>
-        <w:t xml:space="preserve">Last modified: 2026-10-16 00:21:53 (PDT)</w:t>
+        <w:t xml:space="preserve">Last modified: 2026-10-16 00:27:15 (PDT)</w:t>
       </w:r>
     </w:p>
     <w:tbl>
@@ -2089,7 +2089,7 @@
         <w:t xml:space="preserve"> </w:t>
       </w:r>
       <w:r>
-        <w:t xml:space="preserve">and remove any existing credit to it, but keep what that work itself credits.</w:t>
+        <w:t xml:space="preserve">and remove any existing self-credit, but keep what that work itself credits.</w:t>
       </w:r>
     </w:p>
     <w:bookmarkEnd w:id="90"/>

--- a/pr-preview/pr-213/chapters/summary.docx
+++ b/pr-preview/pr-213/chapters/summary.docx
@@ -15,7 +15,7 @@
         <w:pStyle w:val="Date"/>
       </w:pPr>
       <w:r>
-        <w:t xml:space="preserve">Last modified: 2026-10-16 00:27:15 (PDT)</w:t>
+        <w:t xml:space="preserve">Last modified: 2026-10-16 00:38:59 (PDT)</w:t>
       </w:r>
     </w:p>
     <w:tbl>
@@ -2089,7 +2089,7 @@
         <w:t xml:space="preserve"> </w:t>
       </w:r>
       <w:r>
-        <w:t xml:space="preserve">and remove any existing self-credit, but keep what that work itself credits.</w:t>
+        <w:t xml:space="preserve">and remove any existing credit to your own work, but keep what that work itself credits.</w:t>
       </w:r>
     </w:p>
     <w:bookmarkEnd w:id="90"/>

--- a/pr-preview/pr-213/chapters/summary.docx
+++ b/pr-preview/pr-213/chapters/summary.docx
@@ -15,7 +15,7 @@
         <w:pStyle w:val="Date"/>
       </w:pPr>
       <w:r>
-        <w:t xml:space="preserve">Last modified: 2026-10-16 00:38:59 (PDT)</w:t>
+        <w:t xml:space="preserve">Last modified: 2026-10-16 00:47:33 (PDT)</w:t>
       </w:r>
     </w:p>
     <w:tbl>

--- a/pr-preview/pr-213/chapters/summary.docx
+++ b/pr-preview/pr-213/chapters/summary.docx
@@ -15,7 +15,7 @@
         <w:pStyle w:val="Date"/>
       </w:pPr>
       <w:r>
-        <w:t xml:space="preserve">Last modified: 2026-10-16 00:47:33 (PDT)</w:t>
+        <w:t xml:space="preserve">Last modified: 2026-10-16 05:05:17 (PDT)</w:t>
       </w:r>
     </w:p>
     <w:tbl>
@@ -190,7 +190,7 @@
         <w:t xml:space="preserve">Follow its link for the reasons and the exceptions.</w:t>
       </w:r>
     </w:p>
-    <w:bookmarkStart w:id="24" w:name="terms-and-notation"/>
+    <w:bookmarkStart w:id="28" w:name="terms-and-notation"/>
     <w:p>
       <w:pPr>
         <w:pStyle w:val="Heading2"/>
@@ -201,7 +201,6 @@
     </w:p>
     <w:p>
       <w:pPr>
-        <w:pStyle w:val="Compact"/>
         <w:numPr>
           <w:ilvl w:val="0"/>
           <w:numId w:val="1001"/>
@@ -230,7 +229,6 @@
     </w:p>
     <w:p>
       <w:pPr>
-        <w:pStyle w:val="Compact"/>
         <w:numPr>
           <w:ilvl w:val="0"/>
           <w:numId w:val="1001"/>
@@ -253,7 +251,6 @@
     </w:p>
     <w:p>
       <w:pPr>
-        <w:pStyle w:val="Compact"/>
         <w:numPr>
           <w:ilvl w:val="0"/>
           <w:numId w:val="1001"/>
@@ -346,7 +343,6 @@
     </w:p>
     <w:p>
       <w:pPr>
-        <w:pStyle w:val="Compact"/>
         <w:numPr>
           <w:ilvl w:val="0"/>
           <w:numId w:val="1001"/>
@@ -369,7 +365,6 @@
     </w:p>
     <w:p>
       <w:pPr>
-        <w:pStyle w:val="Compact"/>
         <w:numPr>
           <w:ilvl w:val="0"/>
           <w:numId w:val="1001"/>
@@ -395,7 +390,6 @@
     </w:p>
     <w:p>
       <w:pPr>
-        <w:pStyle w:val="Compact"/>
         <w:numPr>
           <w:ilvl w:val="0"/>
           <w:numId w:val="1001"/>
@@ -435,7 +429,6 @@
     </w:p>
     <w:p>
       <w:pPr>
-        <w:pStyle w:val="Compact"/>
         <w:numPr>
           <w:ilvl w:val="0"/>
           <w:numId w:val="1001"/>
@@ -493,7 +486,6 @@
     </w:p>
     <w:p>
       <w:pPr>
-        <w:pStyle w:val="Compact"/>
         <w:numPr>
           <w:ilvl w:val="0"/>
           <w:numId w:val="1001"/>
@@ -513,7 +505,6 @@
     </w:p>
     <w:p>
       <w:pPr>
-        <w:pStyle w:val="Compact"/>
         <w:numPr>
           <w:ilvl w:val="0"/>
           <w:numId w:val="1001"/>
@@ -524,6 +515,71 @@
           <w:rPr>
             <w:rStyle w:val="Hyperlink"/>
           </w:rPr>
+          <w:t xml:space="preserve">Distinguish a random variable from its value</w:t>
+        </w:r>
+      </w:hyperlink>
+      <w:r>
+        <w:t xml:space="preserve">:</w:t>
+      </w:r>
+      <w:r>
+        <w:t xml:space="preserve"> </w:t>
+      </w:r>
+      <m:oMath>
+        <m:sSub>
+          <m:e>
+            <m:r>
+              <m:t>Y</m:t>
+            </m:r>
+          </m:e>
+          <m:sub>
+            <m:r>
+              <m:t>i</m:t>
+            </m:r>
+          </m:sub>
+        </m:sSub>
+      </m:oMath>
+      <w:r>
+        <w:t xml:space="preserve"> </w:t>
+      </w:r>
+      <w:r>
+        <w:t xml:space="preserve">before the data,</w:t>
+      </w:r>
+      <w:r>
+        <w:t xml:space="preserve"> </w:t>
+      </w:r>
+      <m:oMath>
+        <m:sSub>
+          <m:e>
+            <m:r>
+              <m:t>y</m:t>
+            </m:r>
+          </m:e>
+          <m:sub>
+            <m:r>
+              <m:t>i</m:t>
+            </m:r>
+          </m:sub>
+        </m:sSub>
+      </m:oMath>
+      <w:r>
+        <w:t xml:space="preserve"> </w:t>
+      </w:r>
+      <w:r>
+        <w:t xml:space="preserve">after.</w:t>
+      </w:r>
+    </w:p>
+    <w:p>
+      <w:pPr>
+        <w:numPr>
+          <w:ilvl w:val="0"/>
+          <w:numId w:val="1001"/>
+        </w:numPr>
+      </w:pPr>
+      <w:hyperlink r:id="rId22">
+        <w:r>
+          <w:rPr>
+            <w:rStyle w:val="Hyperlink"/>
+          </w:rPr>
           <w:t xml:space="preserve">Use the notation that matches a quantity’s name</w:t>
         </w:r>
       </w:hyperlink>
@@ -539,13 +595,12 @@
     </w:p>
     <w:p>
       <w:pPr>
-        <w:pStyle w:val="Compact"/>
         <w:numPr>
           <w:ilvl w:val="0"/>
           <w:numId w:val="1001"/>
         </w:numPr>
       </w:pPr>
-      <w:hyperlink r:id="rId22">
+      <w:hyperlink r:id="rId23">
         <w:r>
           <w:rPr>
             <w:rStyle w:val="Hyperlink"/>
@@ -559,13 +614,12 @@
     </w:p>
     <w:p>
       <w:pPr>
-        <w:pStyle w:val="Compact"/>
         <w:numPr>
           <w:ilvl w:val="0"/>
           <w:numId w:val="1001"/>
         </w:numPr>
       </w:pPr>
-      <w:hyperlink r:id="rId23">
+      <w:hyperlink r:id="rId24">
         <w:r>
           <w:rPr>
             <w:rStyle w:val="Hyperlink"/>
@@ -583,8 +637,83 @@
         <w:t xml:space="preserve">such as the limits of a sum.</w:t>
       </w:r>
     </w:p>
-    <w:bookmarkEnd w:id="24"/>
-    <w:bookmarkStart w:id="33" w:name="claims-and-evidence"/>
+    <w:p>
+      <w:pPr>
+        <w:numPr>
+          <w:ilvl w:val="0"/>
+          <w:numId w:val="1001"/>
+        </w:numPr>
+      </w:pPr>
+      <w:hyperlink r:id="rId25">
+        <w:r>
+          <w:rPr>
+            <w:rStyle w:val="Hyperlink"/>
+          </w:rPr>
+          <w:t xml:space="preserve">Put words between formulas, and start a sentence with a word</w:t>
+        </w:r>
+      </w:hyperlink>
+      <w:r>
+        <w:t xml:space="preserve">,</w:t>
+      </w:r>
+      <w:r>
+        <w:t xml:space="preserve"> </w:t>
+      </w:r>
+      <w:r>
+        <w:t xml:space="preserve">not a symbol.</w:t>
+      </w:r>
+    </w:p>
+    <w:p>
+      <w:pPr>
+        <w:numPr>
+          <w:ilvl w:val="0"/>
+          <w:numId w:val="1001"/>
+        </w:numPr>
+      </w:pPr>
+      <w:hyperlink r:id="rId26">
+        <w:r>
+          <w:rPr>
+            <w:rStyle w:val="Hyperlink"/>
+          </w:rPr>
+          <w:t xml:space="preserve">Introduce a theorem with a complete sentence</w:t>
+        </w:r>
+      </w:hyperlink>
+      <w:r>
+        <w:t xml:space="preserve">,</w:t>
+      </w:r>
+      <w:r>
+        <w:t xml:space="preserve"> </w:t>
+      </w:r>
+      <w:r>
+        <w:t xml:space="preserve">and state it so that it stands alone.</w:t>
+      </w:r>
+    </w:p>
+    <w:p>
+      <w:pPr>
+        <w:numPr>
+          <w:ilvl w:val="0"/>
+          <w:numId w:val="1001"/>
+        </w:numPr>
+      </w:pPr>
+      <w:hyperlink r:id="rId27">
+        <w:r>
+          <w:rPr>
+            <w:rStyle w:val="Hyperlink"/>
+          </w:rPr>
+          <w:t xml:space="preserve">Spell out a number used as an adjective</w:t>
+        </w:r>
+      </w:hyperlink>
+      <w:r>
+        <w:t xml:space="preserve">,</w:t>
+      </w:r>
+      <w:r>
+        <w:t xml:space="preserve"> </w:t>
+      </w:r>
+      <w:r>
+        <w:t xml:space="preserve">and write the numeral for a number used as a name.</w:t>
+      </w:r>
+    </w:p>
+    <w:bookmarkEnd w:id="28"/>
+    <w:bookmarkStart w:id="37" w:name="claims-and-evidence"/>
     <w:p>
       <w:pPr>
         <w:pStyle w:val="Heading2"/>
@@ -601,7 +730,7 @@
           <w:numId w:val="1002"/>
         </w:numPr>
       </w:pPr>
-      <w:hyperlink r:id="rId25">
+      <w:hyperlink r:id="rId29">
         <w:r>
           <w:rPr>
             <w:rStyle w:val="Hyperlink"/>
@@ -624,7 +753,7 @@
           <w:numId w:val="1002"/>
         </w:numPr>
       </w:pPr>
-      <w:hyperlink r:id="rId26">
+      <w:hyperlink r:id="rId30">
         <w:r>
           <w:rPr>
             <w:rStyle w:val="Hyperlink"/>
@@ -659,7 +788,7 @@
           <w:numId w:val="1002"/>
         </w:numPr>
       </w:pPr>
-      <w:hyperlink r:id="rId27">
+      <w:hyperlink r:id="rId31">
         <w:r>
           <w:rPr>
             <w:rStyle w:val="Hyperlink"/>
@@ -676,7 +805,7 @@
       <w:r>
         <w:t xml:space="preserve"> </w:t>
       </w:r>
-      <w:hyperlink r:id="rId28">
+      <w:hyperlink r:id="rId32">
         <w:r>
           <w:rPr>
             <w:rStyle w:val="Hyperlink"/>
@@ -696,7 +825,7 @@
           <w:numId w:val="1002"/>
         </w:numPr>
       </w:pPr>
-      <w:hyperlink r:id="rId29">
+      <w:hyperlink r:id="rId33">
         <w:r>
           <w:rPr>
             <w:rStyle w:val="Hyperlink"/>
@@ -722,7 +851,7 @@
           <w:numId w:val="1002"/>
         </w:numPr>
       </w:pPr>
-      <w:hyperlink r:id="rId30">
+      <w:hyperlink r:id="rId34">
         <w:r>
           <w:rPr>
             <w:rStyle w:val="Hyperlink"/>
@@ -745,7 +874,7 @@
           <w:numId w:val="1002"/>
         </w:numPr>
       </w:pPr>
-      <w:hyperlink r:id="rId31">
+      <w:hyperlink r:id="rId35">
         <w:r>
           <w:rPr>
             <w:rStyle w:val="Hyperlink"/>
@@ -768,7 +897,7 @@
           <w:numId w:val="1002"/>
         </w:numPr>
       </w:pPr>
-      <w:hyperlink r:id="rId32">
+      <w:hyperlink r:id="rId36">
         <w:r>
           <w:rPr>
             <w:rStyle w:val="Hyperlink"/>
@@ -786,8 +915,8 @@
         <w:t xml:space="preserve">name the topic, not its author, in headings and sentences.</w:t>
       </w:r>
     </w:p>
-    <w:bookmarkEnd w:id="33"/>
-    <w:bookmarkStart w:id="41" w:name="papers"/>
+    <w:bookmarkEnd w:id="37"/>
+    <w:bookmarkStart w:id="46" w:name="papers"/>
     <w:p>
       <w:pPr>
         <w:pStyle w:val="Heading2"/>
@@ -804,7 +933,7 @@
           <w:numId w:val="1003"/>
         </w:numPr>
       </w:pPr>
-      <w:hyperlink r:id="rId34">
+      <w:hyperlink r:id="rId38">
         <w:r>
           <w:rPr>
             <w:rStyle w:val="Hyperlink"/>
@@ -827,7 +956,7 @@
           <w:numId w:val="1003"/>
         </w:numPr>
       </w:pPr>
-      <w:hyperlink r:id="rId35">
+      <w:hyperlink r:id="rId39">
         <w:r>
           <w:rPr>
             <w:rStyle w:val="Hyperlink"/>
@@ -850,7 +979,7 @@
           <w:numId w:val="1003"/>
         </w:numPr>
       </w:pPr>
-      <w:hyperlink r:id="rId36">
+      <w:hyperlink r:id="rId40">
         <w:r>
           <w:rPr>
             <w:rStyle w:val="Hyperlink"/>
@@ -873,7 +1002,7 @@
           <w:numId w:val="1003"/>
         </w:numPr>
       </w:pPr>
-      <w:hyperlink r:id="rId37">
+      <w:hyperlink r:id="rId41">
         <w:r>
           <w:rPr>
             <w:rStyle w:val="Hyperlink"/>
@@ -893,7 +1022,33 @@
           <w:numId w:val="1003"/>
         </w:numPr>
       </w:pPr>
-      <w:hyperlink r:id="rId38">
+      <w:hyperlink r:id="rId42">
+        <w:r>
+          <w:rPr>
+            <w:rStyle w:val="Hyperlink"/>
+          </w:rPr>
+          <w:t xml:space="preserve">Avoid forward references</w:t>
+        </w:r>
+      </w:hyperlink>
+      <w:r>
+        <w:t xml:space="preserve">:</w:t>
+      </w:r>
+      <w:r>
+        <w:t xml:space="preserve"> </w:t>
+      </w:r>
+      <w:r>
+        <w:t xml:space="preserve">move the content ahead of the sentence that uses it.</w:t>
+      </w:r>
+    </w:p>
+    <w:p>
+      <w:pPr>
+        <w:pStyle w:val="Compact"/>
+        <w:numPr>
+          <w:ilvl w:val="0"/>
+          <w:numId w:val="1003"/>
+        </w:numPr>
+      </w:pPr>
+      <w:hyperlink r:id="rId43">
         <w:r>
           <w:rPr>
             <w:rStyle w:val="Hyperlink"/>
@@ -919,7 +1074,7 @@
       <w:r>
         <w:t xml:space="preserve"> </w:t>
       </w:r>
-      <w:hyperlink r:id="rId39">
+      <w:hyperlink r:id="rId44">
         <w:r>
           <w:rPr>
             <w:rStyle w:val="Hyperlink"/>
@@ -939,7 +1094,7 @@
       <w:r>
         <w:t xml:space="preserve"> </w:t>
       </w:r>
-      <w:hyperlink r:id="rId40">
+      <w:hyperlink r:id="rId45">
         <w:r>
           <w:rPr>
             <w:rStyle w:val="Hyperlink"/>
@@ -954,8 +1109,8 @@
         <w:t xml:space="preserve">before you submit.</w:t>
       </w:r>
     </w:p>
-    <w:bookmarkEnd w:id="41"/>
-    <w:bookmarkStart w:id="49" w:name="words"/>
+    <w:bookmarkEnd w:id="46"/>
+    <w:bookmarkStart w:id="54" w:name="words"/>
     <w:p>
       <w:pPr>
         <w:pStyle w:val="Heading2"/>
@@ -972,7 +1127,7 @@
           <w:numId w:val="1004"/>
         </w:numPr>
       </w:pPr>
-      <w:hyperlink r:id="rId42">
+      <w:hyperlink r:id="rId47">
         <w:r>
           <w:rPr>
             <w:rStyle w:val="Hyperlink"/>
@@ -995,7 +1150,7 @@
           <w:numId w:val="1004"/>
         </w:numPr>
       </w:pPr>
-      <w:hyperlink r:id="rId43">
+      <w:hyperlink r:id="rId48">
         <w:r>
           <w:rPr>
             <w:rStyle w:val="Hyperlink"/>
@@ -1015,7 +1170,7 @@
           <w:numId w:val="1004"/>
         </w:numPr>
       </w:pPr>
-      <w:hyperlink r:id="rId44">
+      <w:hyperlink r:id="rId49">
         <w:r>
           <w:rPr>
             <w:rStyle w:val="Hyperlink"/>
@@ -1035,7 +1190,7 @@
           <w:numId w:val="1004"/>
         </w:numPr>
       </w:pPr>
-      <w:hyperlink r:id="rId45">
+      <w:hyperlink r:id="rId50">
         <w:r>
           <w:rPr>
             <w:rStyle w:val="Hyperlink"/>
@@ -1070,7 +1225,7 @@
           <w:numId w:val="1004"/>
         </w:numPr>
       </w:pPr>
-      <w:hyperlink r:id="rId46">
+      <w:hyperlink r:id="rId51">
         <w:r>
           <w:rPr>
             <w:rStyle w:val="Hyperlink"/>
@@ -1090,7 +1245,7 @@
           <w:numId w:val="1004"/>
         </w:numPr>
       </w:pPr>
-      <w:hyperlink r:id="rId47">
+      <w:hyperlink r:id="rId52">
         <w:r>
           <w:rPr>
             <w:rStyle w:val="Hyperlink"/>
@@ -1116,7 +1271,7 @@
           <w:numId w:val="1004"/>
         </w:numPr>
       </w:pPr>
-      <w:hyperlink r:id="rId48">
+      <w:hyperlink r:id="rId53">
         <w:r>
           <w:rPr>
             <w:rStyle w:val="Hyperlink"/>
@@ -1128,8 +1283,8 @@
         <w:t xml:space="preserve">.</w:t>
       </w:r>
     </w:p>
-    <w:bookmarkEnd w:id="49"/>
-    <w:bookmarkStart w:id="64" w:name="writing-for-every-reader"/>
+    <w:bookmarkEnd w:id="54"/>
+    <w:bookmarkStart w:id="69" w:name="writing-for-every-reader"/>
     <w:p>
       <w:pPr>
         <w:pStyle w:val="Heading2"/>
@@ -1146,7 +1301,7 @@
           <w:numId w:val="1005"/>
         </w:numPr>
       </w:pPr>
-      <w:hyperlink r:id="rId50">
+      <w:hyperlink r:id="rId55">
         <w:r>
           <w:rPr>
             <w:rStyle w:val="Hyperlink"/>
@@ -1166,7 +1321,7 @@
           <w:numId w:val="1005"/>
         </w:numPr>
       </w:pPr>
-      <w:hyperlink r:id="rId51">
+      <w:hyperlink r:id="rId56">
         <w:r>
           <w:rPr>
             <w:rStyle w:val="Hyperlink"/>
@@ -1186,7 +1341,7 @@
           <w:numId w:val="1005"/>
         </w:numPr>
       </w:pPr>
-      <w:hyperlink r:id="rId52">
+      <w:hyperlink r:id="rId57">
         <w:r>
           <w:rPr>
             <w:rStyle w:val="Hyperlink"/>
@@ -1233,7 +1388,7 @@
           <w:numId w:val="1005"/>
         </w:numPr>
       </w:pPr>
-      <w:hyperlink r:id="rId53">
+      <w:hyperlink r:id="rId58">
         <w:r>
           <w:rPr>
             <w:rStyle w:val="Hyperlink"/>
@@ -1253,7 +1408,7 @@
           <w:numId w:val="1005"/>
         </w:numPr>
       </w:pPr>
-      <w:hyperlink r:id="rId54">
+      <w:hyperlink r:id="rId59">
         <w:r>
           <w:rPr>
             <w:rStyle w:val="Hyperlink"/>
@@ -1273,7 +1428,7 @@
       <w:r>
         <w:t xml:space="preserve"> </w:t>
       </w:r>
-      <w:hyperlink r:id="rId55">
+      <w:hyperlink r:id="rId60">
         <w:r>
           <w:rPr>
             <w:rStyle w:val="Hyperlink"/>
@@ -1293,7 +1448,7 @@
           <w:numId w:val="1005"/>
         </w:numPr>
       </w:pPr>
-      <w:hyperlink r:id="rId56">
+      <w:hyperlink r:id="rId61">
         <w:r>
           <w:rPr>
             <w:rStyle w:val="Hyperlink"/>
@@ -1313,7 +1468,7 @@
           <w:numId w:val="1005"/>
         </w:numPr>
       </w:pPr>
-      <w:hyperlink r:id="rId57">
+      <w:hyperlink r:id="rId62">
         <w:r>
           <w:rPr>
             <w:rStyle w:val="Hyperlink"/>
@@ -1333,7 +1488,7 @@
           <w:numId w:val="1005"/>
         </w:numPr>
       </w:pPr>
-      <w:hyperlink r:id="rId58">
+      <w:hyperlink r:id="rId63">
         <w:r>
           <w:rPr>
             <w:rStyle w:val="Hyperlink"/>
@@ -1353,7 +1508,7 @@
           <w:numId w:val="1005"/>
         </w:numPr>
       </w:pPr>
-      <w:hyperlink r:id="rId59">
+      <w:hyperlink r:id="rId64">
         <w:r>
           <w:rPr>
             <w:rStyle w:val="Hyperlink"/>
@@ -1373,7 +1528,7 @@
           <w:numId w:val="1005"/>
         </w:numPr>
       </w:pPr>
-      <w:hyperlink r:id="rId60">
+      <w:hyperlink r:id="rId65">
         <w:r>
           <w:rPr>
             <w:rStyle w:val="Hyperlink"/>
@@ -1393,7 +1548,7 @@
           <w:numId w:val="1005"/>
         </w:numPr>
       </w:pPr>
-      <w:hyperlink r:id="rId61">
+      <w:hyperlink r:id="rId66">
         <w:r>
           <w:rPr>
             <w:rStyle w:val="Hyperlink"/>
@@ -1413,7 +1568,7 @@
           <w:numId w:val="1005"/>
         </w:numPr>
       </w:pPr>
-      <w:hyperlink r:id="rId62">
+      <w:hyperlink r:id="rId67">
         <w:r>
           <w:rPr>
             <w:rStyle w:val="Hyperlink"/>
@@ -1433,7 +1588,7 @@
           <w:numId w:val="1005"/>
         </w:numPr>
       </w:pPr>
-      <w:hyperlink r:id="rId63">
+      <w:hyperlink r:id="rId68">
         <w:r>
           <w:rPr>
             <w:rStyle w:val="Hyperlink"/>
@@ -1445,8 +1600,8 @@
         <w:t xml:space="preserve">.</w:t>
       </w:r>
     </w:p>
-    <w:bookmarkEnd w:id="64"/>
-    <w:bookmarkStart w:id="75" w:name="sentences"/>
+    <w:bookmarkEnd w:id="69"/>
+    <w:bookmarkStart w:id="81" w:name="sentences"/>
     <w:p>
       <w:pPr>
         <w:pStyle w:val="Heading2"/>
@@ -1463,7 +1618,7 @@
           <w:numId w:val="1006"/>
         </w:numPr>
       </w:pPr>
-      <w:hyperlink r:id="rId65">
+      <w:hyperlink r:id="rId70">
         <w:r>
           <w:rPr>
             <w:rStyle w:val="Hyperlink"/>
@@ -1507,7 +1662,7 @@
           <w:numId w:val="1006"/>
         </w:numPr>
       </w:pPr>
-      <w:hyperlink r:id="rId66">
+      <w:hyperlink r:id="rId71">
         <w:r>
           <w:rPr>
             <w:rStyle w:val="Hyperlink"/>
@@ -1575,7 +1730,7 @@
           <w:numId w:val="1006"/>
         </w:numPr>
       </w:pPr>
-      <w:hyperlink r:id="rId67">
+      <w:hyperlink r:id="rId72">
         <w:r>
           <w:rPr>
             <w:rStyle w:val="Hyperlink"/>
@@ -1643,7 +1798,7 @@
           <w:numId w:val="1006"/>
         </w:numPr>
       </w:pPr>
-      <w:hyperlink r:id="rId68">
+      <w:hyperlink r:id="rId73">
         <w:r>
           <w:rPr>
             <w:rStyle w:val="Hyperlink"/>
@@ -1663,7 +1818,7 @@
           <w:numId w:val="1006"/>
         </w:numPr>
       </w:pPr>
-      <w:hyperlink r:id="rId69">
+      <w:hyperlink r:id="rId74">
         <w:r>
           <w:rPr>
             <w:rStyle w:val="Hyperlink"/>
@@ -1683,7 +1838,7 @@
           <w:numId w:val="1006"/>
         </w:numPr>
       </w:pPr>
-      <w:hyperlink r:id="rId70">
+      <w:hyperlink r:id="rId75">
         <w:r>
           <w:rPr>
             <w:rStyle w:val="Hyperlink"/>
@@ -1703,7 +1858,33 @@
           <w:numId w:val="1006"/>
         </w:numPr>
       </w:pPr>
-      <w:hyperlink r:id="rId71">
+      <w:hyperlink r:id="rId76">
+        <w:r>
+          <w:rPr>
+            <w:rStyle w:val="Hyperlink"/>
+          </w:rPr>
+          <w:t xml:space="preserve">Make every word tell</w:t>
+        </w:r>
+      </w:hyperlink>
+      <w:r>
+        <w:t xml:space="preserve">:</w:t>
+      </w:r>
+      <w:r>
+        <w:t xml:space="preserve"> </w:t>
+      </w:r>
+      <w:r>
+        <w:t xml:space="preserve">cut words that carry no meaning, but keep detail that does.</w:t>
+      </w:r>
+    </w:p>
+    <w:p>
+      <w:pPr>
+        <w:pStyle w:val="Compact"/>
+        <w:numPr>
+          <w:ilvl w:val="0"/>
+          <w:numId w:val="1006"/>
+        </w:numPr>
+      </w:pPr>
+      <w:hyperlink r:id="rId77">
         <w:r>
           <w:rPr>
             <w:rStyle w:val="Hyperlink"/>
@@ -1723,7 +1904,7 @@
           <w:numId w:val="1006"/>
         </w:numPr>
       </w:pPr>
-      <w:hyperlink r:id="rId72">
+      <w:hyperlink r:id="rId78">
         <w:r>
           <w:rPr>
             <w:rStyle w:val="Hyperlink"/>
@@ -1743,7 +1924,7 @@
           <w:numId w:val="1006"/>
         </w:numPr>
       </w:pPr>
-      <w:hyperlink r:id="rId73">
+      <w:hyperlink r:id="rId79">
         <w:r>
           <w:rPr>
             <w:rStyle w:val="Hyperlink"/>
@@ -1763,7 +1944,7 @@
           <w:numId w:val="1006"/>
         </w:numPr>
       </w:pPr>
-      <w:hyperlink r:id="rId74">
+      <w:hyperlink r:id="rId80">
         <w:r>
           <w:rPr>
             <w:rStyle w:val="Hyperlink"/>
@@ -1775,8 +1956,8 @@
         <w:t xml:space="preserve">.</w:t>
       </w:r>
     </w:p>
-    <w:bookmarkEnd w:id="75"/>
-    <w:bookmarkStart w:id="90" w:name="teaching-materials"/>
+    <w:bookmarkEnd w:id="81"/>
+    <w:bookmarkStart w:id="96" w:name="teaching-materials"/>
     <w:p>
       <w:pPr>
         <w:pStyle w:val="Heading2"/>
@@ -1793,7 +1974,7 @@
           <w:numId w:val="1007"/>
         </w:numPr>
       </w:pPr>
-      <w:hyperlink r:id="rId76">
+      <w:hyperlink r:id="rId82">
         <w:r>
           <w:rPr>
             <w:rStyle w:val="Hyperlink"/>
@@ -1813,7 +1994,7 @@
           <w:numId w:val="1007"/>
         </w:numPr>
       </w:pPr>
-      <w:hyperlink r:id="rId77">
+      <w:hyperlink r:id="rId83">
         <w:r>
           <w:rPr>
             <w:rStyle w:val="Hyperlink"/>
@@ -1833,7 +2014,7 @@
           <w:numId w:val="1007"/>
         </w:numPr>
       </w:pPr>
-      <w:hyperlink r:id="rId78">
+      <w:hyperlink r:id="rId84">
         <w:r>
           <w:rPr>
             <w:rStyle w:val="Hyperlink"/>
@@ -1856,7 +2037,7 @@
           <w:numId w:val="1007"/>
         </w:numPr>
       </w:pPr>
-      <w:hyperlink r:id="rId79">
+      <w:hyperlink r:id="rId85">
         <w:r>
           <w:rPr>
             <w:rStyle w:val="Hyperlink"/>
@@ -1876,7 +2057,7 @@
           <w:numId w:val="1007"/>
         </w:numPr>
       </w:pPr>
-      <w:hyperlink r:id="rId80">
+      <w:hyperlink r:id="rId86">
         <w:r>
           <w:rPr>
             <w:rStyle w:val="Hyperlink"/>
@@ -1896,7 +2077,7 @@
           <w:numId w:val="1007"/>
         </w:numPr>
       </w:pPr>
-      <w:hyperlink r:id="rId81">
+      <w:hyperlink r:id="rId87">
         <w:r>
           <w:rPr>
             <w:rStyle w:val="Hyperlink"/>
@@ -1916,7 +2097,7 @@
           <w:numId w:val="1007"/>
         </w:numPr>
       </w:pPr>
-      <w:hyperlink r:id="rId82">
+      <w:hyperlink r:id="rId88">
         <w:r>
           <w:rPr>
             <w:rStyle w:val="Hyperlink"/>
@@ -1936,7 +2117,7 @@
           <w:numId w:val="1007"/>
         </w:numPr>
       </w:pPr>
-      <w:hyperlink r:id="rId83">
+      <w:hyperlink r:id="rId89">
         <w:r>
           <w:rPr>
             <w:rStyle w:val="Hyperlink"/>
@@ -1956,7 +2137,7 @@
           <w:numId w:val="1007"/>
         </w:numPr>
       </w:pPr>
-      <w:hyperlink r:id="rId84">
+      <w:hyperlink r:id="rId90">
         <w:r>
           <w:rPr>
             <w:rStyle w:val="Hyperlink"/>
@@ -1976,7 +2157,7 @@
           <w:numId w:val="1007"/>
         </w:numPr>
       </w:pPr>
-      <w:hyperlink r:id="rId85">
+      <w:hyperlink r:id="rId91">
         <w:r>
           <w:rPr>
             <w:rStyle w:val="Hyperlink"/>
@@ -1999,7 +2180,7 @@
           <w:numId w:val="1007"/>
         </w:numPr>
       </w:pPr>
-      <w:hyperlink r:id="rId86">
+      <w:hyperlink r:id="rId92">
         <w:r>
           <w:rPr>
             <w:rStyle w:val="Hyperlink"/>
@@ -2019,7 +2200,7 @@
           <w:numId w:val="1007"/>
         </w:numPr>
       </w:pPr>
-      <w:hyperlink r:id="rId87">
+      <w:hyperlink r:id="rId93">
         <w:r>
           <w:rPr>
             <w:rStyle w:val="Hyperlink"/>
@@ -2039,7 +2220,7 @@
           <w:numId w:val="1007"/>
         </w:numPr>
       </w:pPr>
-      <w:hyperlink r:id="rId88">
+      <w:hyperlink r:id="rId94">
         <w:r>
           <w:rPr>
             <w:rStyle w:val="Hyperlink"/>
@@ -2074,7 +2255,7 @@
           <w:numId w:val="1007"/>
         </w:numPr>
       </w:pPr>
-      <w:hyperlink r:id="rId89">
+      <w:hyperlink r:id="rId95">
         <w:r>
           <w:rPr>
             <w:rStyle w:val="Hyperlink"/>
@@ -2092,8 +2273,8 @@
         <w:t xml:space="preserve">and remove any existing credit to your own work, but keep what that work itself credits.</w:t>
       </w:r>
     </w:p>
-    <w:bookmarkEnd w:id="90"/>
-    <w:bookmarkStart w:id="94" w:name="software-text"/>
+    <w:bookmarkEnd w:id="96"/>
+    <w:bookmarkStart w:id="100" w:name="software-text"/>
     <w:p>
       <w:pPr>
         <w:pStyle w:val="Heading2"/>
@@ -2110,7 +2291,7 @@
           <w:numId w:val="1008"/>
         </w:numPr>
       </w:pPr>
-      <w:hyperlink r:id="rId91">
+      <w:hyperlink r:id="rId97">
         <w:r>
           <w:rPr>
             <w:rStyle w:val="Hyperlink"/>
@@ -2133,7 +2314,7 @@
           <w:numId w:val="1008"/>
         </w:numPr>
       </w:pPr>
-      <w:hyperlink r:id="rId92">
+      <w:hyperlink r:id="rId98">
         <w:r>
           <w:rPr>
             <w:rStyle w:val="Hyperlink"/>
@@ -2153,7 +2334,7 @@
           <w:numId w:val="1008"/>
         </w:numPr>
       </w:pPr>
-      <w:hyperlink r:id="rId93">
+      <w:hyperlink r:id="rId99">
         <w:r>
           <w:rPr>
             <w:rStyle w:val="Hyperlink"/>
@@ -2165,8 +2346,8 @@
         <w:t xml:space="preserve">.</w:t>
       </w:r>
     </w:p>
-    <w:bookmarkEnd w:id="94"/>
-    <w:bookmarkStart w:id="98" w:name="thinking"/>
+    <w:bookmarkEnd w:id="100"/>
+    <w:bookmarkStart w:id="104" w:name="thinking"/>
     <w:p>
       <w:pPr>
         <w:pStyle w:val="Heading2"/>
@@ -2183,7 +2364,7 @@
           <w:numId w:val="1009"/>
         </w:numPr>
       </w:pPr>
-      <w:hyperlink r:id="rId95">
+      <w:hyperlink r:id="rId101">
         <w:r>
           <w:rPr>
             <w:rStyle w:val="Hyperlink"/>
@@ -2203,7 +2384,7 @@
           <w:numId w:val="1009"/>
         </w:numPr>
       </w:pPr>
-      <w:hyperlink r:id="rId96">
+      <w:hyperlink r:id="rId102">
         <w:r>
           <w:rPr>
             <w:rStyle w:val="Hyperlink"/>
@@ -2223,7 +2404,7 @@
           <w:numId w:val="1009"/>
         </w:numPr>
       </w:pPr>
-      <w:hyperlink r:id="rId97">
+      <w:hyperlink r:id="rId103">
         <w:r>
           <w:rPr>
             <w:rStyle w:val="Hyperlink"/>
@@ -2235,7 +2416,7 @@
         <w:t xml:space="preserve">.</w:t>
       </w:r>
     </w:p>
-    <w:bookmarkEnd w:id="98"/>
+    <w:bookmarkEnd w:id="104"/>
     <w:sectPr>
       <w:footnotePr>
         <w:numRestart w:val="eachSect"/>
